--- a/examples/tutorial/doc/30-visual-analysis-and-reporting.docx
+++ b/examples/tutorial/doc/30-visual-analysis-and-reporting.docx
@@ -609,7 +609,7 @@
               <a:graphicData uri="http://schemas.openxmlformats.org/drawingml/2006/picture">
                 <pic:pic>
                   <pic:nvPicPr>
-                    <pic:cNvPr descr="/home/gpca/daltoolbox/examples/tutorial/doc/30-visual-analysis-and-reporting_files/47c856a3b02aea462ae3d27fae39537484ff53fb.png" id="11" name="Picture"/>
+                    <pic:cNvPr descr="C:\Git\dal\daltoolbox\examples\tutorial\doc\30-visual-analysis-and-reporting_files/2e2381fbed1928293335d5b3ea3a6329d34dba82.png" id="11" name="Picture"/>
                     <pic:cNvPicPr>
                       <a:picLocks noChangeArrowheads="1" noChangeAspect="1"/>
                     </pic:cNvPicPr>
